--- a/KTP/КТП МДК 01.02 М-21.docx
+++ b/KTP/КТП МДК 01.02 М-21.docx
@@ -2671,7 +2671,7 @@
                 <w:b/>
                 <w:sz w:val="20"/>
               </w:rPr>
-              <w:t>38</w:t>
+              <w:t>36</w:t>
             </w:r>
           </w:p>
         </w:tc>
@@ -2907,7 +2907,7 @@
                 <w:b/>
                 <w:sz w:val="20"/>
               </w:rPr>
-              <w:t>1</w:t>
+              <w:t>18</w:t>
             </w:r>
             <w:r>
               <w:rPr>
@@ -2915,7 +2915,7 @@
                 <w:sz w:val="20"/>
                 <w:lang w:val="ru-RU"/>
               </w:rPr>
-              <w:t>6</w:t>
+              <w:t/>
             </w:r>
           </w:p>
         </w:tc>
@@ -4167,7 +4167,6 @@
                 <w:szCs w:val="20"/>
               </w:rPr>
             </w:pPr>
-            <w:bookmarkStart w:id="0" w:name="_GoBack" w:colFirst="0" w:colLast="0"/>
             <w:r>
               <w:rPr>
                 <w:b/>
@@ -4679,7 +4678,6 @@
           </w:p>
         </w:tc>
       </w:tr>
-      <w:bookmarkEnd w:id="0"/>
       <w:tr>
         <w:trPr>
           <w:jc w:val="center"/>
@@ -5651,7 +5649,7 @@
               <w:rPr>
                 <w:sz w:val="20"/>
               </w:rPr>
-              <w:t>Конспект лекций</w:t>
+              <w:t xml:space="preserve">ОИ 1, с. 285-292</w:t>
             </w:r>
           </w:p>
         </w:tc>
@@ -5819,7 +5817,7 @@
               <w:rPr>
                 <w:sz w:val="20"/>
               </w:rPr>
-              <w:t>Конспект лекций</w:t>
+              <w:t xml:space="preserve">ОИ 1, с. 149-153</w:t>
             </w:r>
           </w:p>
         </w:tc>
@@ -5993,7 +5991,7 @@
               <w:rPr>
                 <w:sz w:val="20"/>
               </w:rPr>
-              <w:t>Конспект лекций</w:t>
+              <w:t xml:space="preserve">ОИ 1, с. 46-55</w:t>
             </w:r>
           </w:p>
         </w:tc>
@@ -6167,7 +6165,7 @@
               <w:rPr>
                 <w:sz w:val="20"/>
               </w:rPr>
-              <w:t>Конспект лекций</w:t>
+              <w:t xml:space="preserve">ОИ 1, с. 10-16</w:t>
             </w:r>
           </w:p>
         </w:tc>
@@ -6341,7 +6339,7 @@
               <w:rPr>
                 <w:sz w:val="20"/>
               </w:rPr>
-              <w:t>Конспект лекций</w:t>
+              <w:t xml:space="preserve">ОИ 1, с. 293-304</w:t>
             </w:r>
           </w:p>
         </w:tc>
@@ -6515,7 +6513,7 @@
               <w:rPr>
                 <w:sz w:val="20"/>
               </w:rPr>
-              <w:t>Конспект лекций</w:t>
+              <w:t xml:space="preserve">ОИ 1, с. 117-129</w:t>
             </w:r>
           </w:p>
         </w:tc>
@@ -8735,7 +8733,7 @@
               <w:rPr>
                 <w:sz w:val="20"/>
               </w:rPr>
-              <w:t>Конспект лекций</w:t>
+              <w:t xml:space="preserve">ОИ 2, с. 87-101</w:t>
             </w:r>
           </w:p>
         </w:tc>
@@ -8909,7 +8907,7 @@
               <w:rPr>
                 <w:sz w:val="20"/>
               </w:rPr>
-              <w:t>Конспект лекций</w:t>
+              <w:t xml:space="preserve">ОИ 2, с. 101-114</w:t>
             </w:r>
           </w:p>
         </w:tc>
@@ -9083,7 +9081,7 @@
               <w:rPr>
                 <w:sz w:val="20"/>
               </w:rPr>
-              <w:t>Конспект лекций</w:t>
+              <w:t xml:space="preserve">ОИ 2, с. 114-119</w:t>
             </w:r>
           </w:p>
         </w:tc>
@@ -9308,7 +9306,7 @@
               <w:rPr>
                 <w:sz w:val="20"/>
               </w:rPr>
-              <w:t>Конспект лекций</w:t>
+              <w:t xml:space="preserve">ОИ 2, с. 9-14</w:t>
             </w:r>
           </w:p>
         </w:tc>
@@ -9476,7 +9474,7 @@
               <w:rPr>
                 <w:sz w:val="20"/>
               </w:rPr>
-              <w:t>Конспект лекций</w:t>
+              <w:t xml:space="preserve">ОИ 2, с. 119-136</w:t>
             </w:r>
           </w:p>
         </w:tc>
@@ -9650,7 +9648,7 @@
               <w:rPr>
                 <w:sz w:val="20"/>
               </w:rPr>
-              <w:t>Конспект лекций</w:t>
+              <w:t xml:space="preserve">ОИ 2, с. 136-146</w:t>
             </w:r>
           </w:p>
         </w:tc>
@@ -9824,7 +9822,7 @@
               <w:rPr>
                 <w:sz w:val="20"/>
               </w:rPr>
-              <w:t>Конспект лекций</w:t>
+              <w:t xml:space="preserve">ОИ 2, с. 179-186</w:t>
             </w:r>
           </w:p>
         </w:tc>
@@ -9992,7 +9990,7 @@
               <w:rPr>
                 <w:sz w:val="20"/>
               </w:rPr>
-              <w:t>Конспект лекций</w:t>
+              <w:t xml:space="preserve">ОИ 2, с. 186-193</w:t>
             </w:r>
           </w:p>
         </w:tc>
@@ -17277,7 +17275,7 @@
     <w:tbl>
       <w:tblPr>
         <w:tblStyle w:val="aff0"/>
-        <w:tblW w:w="0" w:type="auto"/>
+        <w:tblW w:w="10540" w:type="dxa"/>
         <w:jc w:val="center"/>
         <w:tblLayout w:type="fixed"/>
         <w:tblLook w:val="04A0" w:firstRow="1" w:lastRow="0" w:firstColumn="1" w:lastColumn="0" w:noHBand="0" w:noVBand="1"/>
@@ -17400,12 +17398,31 @@
         <w:tc>
           <w:tcPr>
             <w:tcW w:w="2391" w:type="dxa"/>
-            <w:vAlign w:val="center"/>
-          </w:tcPr>
-          <w:p>
-            <w:pPr>
+          </w:tcPr>
+          <w:p>
+            <w:pPr>
+              <w:tabs>
+                <w:tab w:val="left" w:pos="916"/>
+                <w:tab w:val="left" w:pos="1832"/>
+                <w:tab w:val="left" w:pos="2748"/>
+                <w:tab w:val="left" w:pos="3664"/>
+                <w:tab w:val="left" w:pos="4580"/>
+                <w:tab w:val="left" w:pos="5496"/>
+                <w:tab w:val="left" w:pos="6412"/>
+                <w:tab w:val="left" w:pos="7328"/>
+                <w:tab w:val="left" w:pos="8244"/>
+                <w:tab w:val="left" w:pos="9160"/>
+                <w:tab w:val="left" w:pos="10076"/>
+                <w:tab w:val="left" w:pos="10992"/>
+                <w:tab w:val="left" w:pos="11908"/>
+                <w:tab w:val="left" w:pos="12824"/>
+                <w:tab w:val="left" w:pos="13740"/>
+                <w:tab w:val="left" w:pos="14656"/>
+              </w:tabs>
               <w:jc w:val="both"/>
               <w:rPr>
+                <w:sz w:val="20"/>
+                <w:szCs w:val="20"/>
                 <w:lang w:val="ru-RU"/>
               </w:rPr>
             </w:pPr>
@@ -17414,95 +17431,117 @@
                 <w:sz w:val="18"/>
                 <w:lang w:val="ru-RU"/>
               </w:rPr>
-              <w:t>Эксплуатация, обслуживание и ремонт общего имущества многоквартирного дома</w:t>
-            </w:r>
-            <w:proofErr w:type="gramStart"/>
+              <w:t>Электрические системы и сети. Энергосбережение: учебное пособие для СПО</w:t>
+            </w:r>
+          </w:p>
+        </w:tc>
+        <w:tc>
+          <w:tcPr>
+            <w:tcW w:w="1789" w:type="dxa"/>
+          </w:tcPr>
+          <w:p>
+            <w:pPr>
+              <w:tabs>
+                <w:tab w:val="left" w:pos="916"/>
+                <w:tab w:val="left" w:pos="1832"/>
+                <w:tab w:val="left" w:pos="2748"/>
+                <w:tab w:val="left" w:pos="3664"/>
+                <w:tab w:val="left" w:pos="4580"/>
+                <w:tab w:val="left" w:pos="5496"/>
+                <w:tab w:val="left" w:pos="6412"/>
+                <w:tab w:val="left" w:pos="7328"/>
+                <w:tab w:val="left" w:pos="8244"/>
+                <w:tab w:val="left" w:pos="9160"/>
+                <w:tab w:val="left" w:pos="10076"/>
+                <w:tab w:val="left" w:pos="10992"/>
+                <w:tab w:val="left" w:pos="11908"/>
+                <w:tab w:val="left" w:pos="12824"/>
+                <w:tab w:val="left" w:pos="13740"/>
+                <w:tab w:val="left" w:pos="14656"/>
+              </w:tabs>
+              <w:rPr>
+                <w:sz w:val="20"/>
+                <w:szCs w:val="20"/>
+              </w:rPr>
+            </w:pPr>
+            <w:proofErr w:type="spellStart"/>
             <w:r>
               <w:rPr>
                 <w:sz w:val="18"/>
-                <w:lang w:val="ru-RU"/>
-              </w:rPr>
-              <w:t xml:space="preserve"> :</w:t>
-            </w:r>
-            <w:proofErr w:type="gramEnd"/>
+              </w:rPr>
+              <w:t>Климова</w:t>
+            </w:r>
+            <w:proofErr w:type="spellEnd"/>
             <w:r>
               <w:rPr>
                 <w:sz w:val="18"/>
-                <w:lang w:val="ru-RU"/>
-              </w:rPr>
-              <w:t xml:space="preserve"> учебник</w:t>
-            </w:r>
-          </w:p>
-        </w:tc>
-        <w:tc>
-          <w:tcPr>
-            <w:tcW w:w="1789" w:type="dxa"/>
-            <w:vAlign w:val="center"/>
-          </w:tcPr>
-          <w:p>
-            <w:pPr>
-              <w:rPr>
-                <w:lang w:val="ru-RU"/>
+              </w:rPr>
+              <w:t xml:space="preserve"> Г.Н.</w:t>
+            </w:r>
+          </w:p>
+        </w:tc>
+        <w:tc>
+          <w:tcPr>
+            <w:tcW w:w="2551" w:type="dxa"/>
+          </w:tcPr>
+          <w:p>
+            <w:pPr>
+              <w:rPr>
+                <w:sz w:val="20"/>
+                <w:szCs w:val="20"/>
               </w:rPr>
             </w:pPr>
             <w:r>
               <w:rPr>
                 <w:sz w:val="18"/>
-                <w:lang w:val="ru-RU"/>
-              </w:rPr>
-              <w:t xml:space="preserve">Акимов В. Б., </w:t>
+              </w:rPr>
+              <w:t xml:space="preserve">М.: </w:t>
             </w:r>
             <w:proofErr w:type="spellStart"/>
             <w:r>
               <w:rPr>
                 <w:sz w:val="18"/>
-                <w:lang w:val="ru-RU"/>
-              </w:rPr>
-              <w:t>Тимахова</w:t>
+              </w:rPr>
+              <w:t>Издательство</w:t>
             </w:r>
             <w:proofErr w:type="spellEnd"/>
             <w:r>
               <w:rPr>
                 <w:sz w:val="18"/>
-                <w:lang w:val="ru-RU"/>
-              </w:rPr>
-              <w:t xml:space="preserve"> Н. С., Комков В. А.</w:t>
-            </w:r>
-          </w:p>
-        </w:tc>
-        <w:tc>
-          <w:tcPr>
-            <w:tcW w:w="2551" w:type="dxa"/>
-            <w:vAlign w:val="center"/>
-          </w:tcPr>
-          <w:p>
+              </w:rPr>
+              <w:t xml:space="preserve"> </w:t>
+            </w:r>
             <w:proofErr w:type="spellStart"/>
             <w:r>
               <w:rPr>
                 <w:sz w:val="18"/>
               </w:rPr>
-              <w:t>Москва</w:t>
+              <w:t>Юрайт</w:t>
             </w:r>
             <w:proofErr w:type="spellEnd"/>
             <w:r>
               <w:rPr>
                 <w:sz w:val="18"/>
               </w:rPr>
-              <w:t>: ИНФРА-М, 2022</w:t>
+              <w:t>, 2023</w:t>
             </w:r>
           </w:p>
         </w:tc>
         <w:tc>
           <w:tcPr>
             <w:tcW w:w="3061" w:type="dxa"/>
-            <w:vAlign w:val="center"/>
-          </w:tcPr>
-          <w:p>
-            <w:r>
+          </w:tcPr>
+          <w:p>
+            <w:pPr>
               <w:rPr>
                 <w:sz w:val="18"/>
               </w:rPr>
-              <w:t>https://znanium.com/catalog/product/1844028</w:t>
+            </w:pPr>
+            <w:r>
+              <w:rPr>
+                <w:sz w:val="18"/>
+              </w:rPr>
+              <w:t xml:space="preserve">https://urait.ru/bcode/517783</w:t>
             </w:r>
           </w:p>
         </w:tc>
@@ -17528,12 +17567,31 @@
         <w:tc>
           <w:tcPr>
             <w:tcW w:w="2391" w:type="dxa"/>
-            <w:vAlign w:val="center"/>
-          </w:tcPr>
-          <w:p>
-            <w:pPr>
+          </w:tcPr>
+          <w:p>
+            <w:pPr>
+              <w:tabs>
+                <w:tab w:val="left" w:pos="916"/>
+                <w:tab w:val="left" w:pos="1832"/>
+                <w:tab w:val="left" w:pos="2748"/>
+                <w:tab w:val="left" w:pos="3664"/>
+                <w:tab w:val="left" w:pos="4580"/>
+                <w:tab w:val="left" w:pos="5496"/>
+                <w:tab w:val="left" w:pos="6412"/>
+                <w:tab w:val="left" w:pos="7328"/>
+                <w:tab w:val="left" w:pos="8244"/>
+                <w:tab w:val="left" w:pos="9160"/>
+                <w:tab w:val="left" w:pos="10076"/>
+                <w:tab w:val="left" w:pos="10992"/>
+                <w:tab w:val="left" w:pos="11908"/>
+                <w:tab w:val="left" w:pos="12824"/>
+                <w:tab w:val="left" w:pos="13740"/>
+                <w:tab w:val="left" w:pos="14656"/>
+              </w:tabs>
               <w:jc w:val="both"/>
               <w:rPr>
+                <w:sz w:val="20"/>
+                <w:szCs w:val="20"/>
                 <w:lang w:val="ru-RU"/>
               </w:rPr>
             </w:pPr>
@@ -17542,543 +17600,129 @@
                 <w:sz w:val="18"/>
                 <w:lang w:val="ru-RU"/>
               </w:rPr>
-              <w:t>Комплексные системы безопасности современного города</w:t>
-            </w:r>
-            <w:proofErr w:type="gramStart"/>
+              <w:t>Организация и методика производственного обучения. Электромонтер-кабельщик: учебное пособие для СПО</w:t>
+            </w:r>
+          </w:p>
+        </w:tc>
+        <w:tc>
+          <w:tcPr>
+            <w:tcW w:w="1789" w:type="dxa"/>
+          </w:tcPr>
+          <w:p>
+            <w:pPr>
+              <w:tabs>
+                <w:tab w:val="left" w:pos="916"/>
+                <w:tab w:val="left" w:pos="1832"/>
+                <w:tab w:val="left" w:pos="2748"/>
+                <w:tab w:val="left" w:pos="3664"/>
+                <w:tab w:val="left" w:pos="4580"/>
+                <w:tab w:val="left" w:pos="5496"/>
+                <w:tab w:val="left" w:pos="6412"/>
+                <w:tab w:val="left" w:pos="7328"/>
+                <w:tab w:val="left" w:pos="8244"/>
+                <w:tab w:val="left" w:pos="9160"/>
+                <w:tab w:val="left" w:pos="10076"/>
+                <w:tab w:val="left" w:pos="10992"/>
+                <w:tab w:val="left" w:pos="11908"/>
+                <w:tab w:val="left" w:pos="12824"/>
+                <w:tab w:val="left" w:pos="13740"/>
+                <w:tab w:val="left" w:pos="14656"/>
+              </w:tabs>
+              <w:rPr>
+                <w:sz w:val="20"/>
+                <w:szCs w:val="20"/>
+              </w:rPr>
+            </w:pPr>
+            <w:proofErr w:type="spellStart"/>
             <w:r>
               <w:rPr>
                 <w:sz w:val="18"/>
-                <w:lang w:val="ru-RU"/>
-              </w:rPr>
-              <w:t xml:space="preserve"> :</w:t>
-            </w:r>
-            <w:proofErr w:type="gramEnd"/>
+              </w:rPr>
+              <w:t>Бредихин</w:t>
+            </w:r>
+            <w:proofErr w:type="spellEnd"/>
             <w:r>
               <w:rPr>
                 <w:sz w:val="18"/>
-                <w:lang w:val="ru-RU"/>
-              </w:rPr>
-              <w:t xml:space="preserve"> учебное пособие</w:t>
-            </w:r>
-          </w:p>
-        </w:tc>
-        <w:tc>
-          <w:tcPr>
-            <w:tcW w:w="1789" w:type="dxa"/>
-            <w:vAlign w:val="center"/>
-          </w:tcPr>
-          <w:p>
-            <w:pPr>
-              <w:rPr>
-                <w:lang w:val="ru-RU"/>
+              </w:rPr>
+              <w:t xml:space="preserve"> А.Н.</w:t>
+            </w:r>
+          </w:p>
+        </w:tc>
+        <w:tc>
+          <w:tcPr>
+            <w:tcW w:w="2551" w:type="dxa"/>
+          </w:tcPr>
+          <w:p>
+            <w:pPr>
+              <w:rPr>
+                <w:rFonts w:ascii="Arial" w:hAnsi="Arial" w:cs="Arial"/>
+                <w:color w:val="000000"/>
+                <w:sz w:val="19"/>
+                <w:szCs w:val="19"/>
+                <w:shd w:val="clear" w:color="auto" w:fill="FFFFFF"/>
               </w:rPr>
             </w:pPr>
             <w:r>
               <w:rPr>
                 <w:sz w:val="18"/>
-                <w:lang w:val="ru-RU"/>
-              </w:rPr>
-              <w:t xml:space="preserve">Петров В. В., </w:t>
+              </w:rPr>
+              <w:t xml:space="preserve">М.: </w:t>
             </w:r>
             <w:proofErr w:type="spellStart"/>
             <w:r>
               <w:rPr>
                 <w:sz w:val="18"/>
-                <w:lang w:val="ru-RU"/>
-              </w:rPr>
-              <w:t>Коробкин</w:t>
+              </w:rPr>
+              <w:t>Издательство</w:t>
             </w:r>
             <w:proofErr w:type="spellEnd"/>
             <w:r>
               <w:rPr>
                 <w:sz w:val="18"/>
-                <w:lang w:val="ru-RU"/>
-              </w:rPr>
-              <w:t xml:space="preserve"> В. В., Сивенко А. Б.</w:t>
-            </w:r>
-          </w:p>
-        </w:tc>
-        <w:tc>
-          <w:tcPr>
-            <w:tcW w:w="2551" w:type="dxa"/>
-            <w:vAlign w:val="center"/>
-          </w:tcPr>
-          <w:p>
+              </w:rPr>
+              <w:t xml:space="preserve"> </w:t>
+            </w:r>
             <w:proofErr w:type="spellStart"/>
             <w:r>
               <w:rPr>
                 <w:sz w:val="18"/>
               </w:rPr>
-              <w:t>Ростов-на-Дону</w:t>
+              <w:t>Юрайт</w:t>
             </w:r>
             <w:proofErr w:type="spellEnd"/>
             <w:r>
               <w:rPr>
                 <w:sz w:val="18"/>
               </w:rPr>
-              <w:t>: ЮФУ, 2017</w:t>
+              <w:t>, 2023</w:t>
             </w:r>
           </w:p>
         </w:tc>
         <w:tc>
           <w:tcPr>
             <w:tcW w:w="3061" w:type="dxa"/>
-            <w:vAlign w:val="center"/>
-          </w:tcPr>
-          <w:p>
-            <w:r>
+          </w:tcPr>
+          <w:p>
+            <w:pPr>
               <w:rPr>
                 <w:sz w:val="18"/>
               </w:rPr>
-              <w:t>https://znanium.com/catalog/product/1021634</w:t>
-            </w:r>
-          </w:p>
-        </w:tc>
-      </w:tr>
-      <w:tr>
-        <w:trPr>
-          <w:jc w:val="center"/>
-        </w:trPr>
-        <w:tc>
-          <w:tcPr>
-            <w:tcW w:w="748" w:type="dxa"/>
-            <w:vAlign w:val="center"/>
-          </w:tcPr>
-          <w:p>
-            <w:r>
-              <w:rPr>
-                <w:sz w:val="20"/>
-              </w:rPr>
-              <w:t>ЭИ 3</w:t>
-            </w:r>
-          </w:p>
-        </w:tc>
-        <w:tc>
-          <w:tcPr>
-            <w:tcW w:w="2391" w:type="dxa"/>
-            <w:vAlign w:val="center"/>
-          </w:tcPr>
-          <w:p>
-            <w:pPr>
-              <w:jc w:val="both"/>
-              <w:rPr>
-                <w:lang w:val="ru-RU"/>
-              </w:rPr>
             </w:pPr>
             <w:r>
               <w:rPr>
                 <w:sz w:val="18"/>
-                <w:lang w:val="ru-RU"/>
-              </w:rPr>
-              <w:t>Монтаж и эксплуатация систем вентиляции и кондиционирования</w:t>
-            </w:r>
-            <w:proofErr w:type="gramStart"/>
-            <w:r>
-              <w:rPr>
-                <w:sz w:val="18"/>
-                <w:lang w:val="ru-RU"/>
-              </w:rPr>
-              <w:t xml:space="preserve"> :</w:t>
-            </w:r>
-            <w:proofErr w:type="gramEnd"/>
-            <w:r>
-              <w:rPr>
-                <w:sz w:val="18"/>
-                <w:lang w:val="ru-RU"/>
-              </w:rPr>
-              <w:t xml:space="preserve"> учебное пособие для СПО. — 4-е изд., стер.</w:t>
-            </w:r>
-          </w:p>
-        </w:tc>
-        <w:tc>
-          <w:tcPr>
-            <w:tcW w:w="1789" w:type="dxa"/>
-            <w:vAlign w:val="center"/>
-          </w:tcPr>
-          <w:p>
-            <w:proofErr w:type="spellStart"/>
-            <w:r>
-              <w:rPr>
-                <w:sz w:val="18"/>
-              </w:rPr>
-              <w:t>Володин</w:t>
-            </w:r>
-            <w:proofErr w:type="spellEnd"/>
-            <w:r>
-              <w:rPr>
-                <w:sz w:val="18"/>
-              </w:rPr>
-              <w:t xml:space="preserve"> Г. И.</w:t>
-            </w:r>
-          </w:p>
-        </w:tc>
-        <w:tc>
-          <w:tcPr>
-            <w:tcW w:w="2551" w:type="dxa"/>
-            <w:vAlign w:val="center"/>
-          </w:tcPr>
-          <w:p>
-            <w:r>
-              <w:rPr>
-                <w:sz w:val="18"/>
-              </w:rPr>
-              <w:t>Санкт-Петербург: Лань, 2022</w:t>
-            </w:r>
-          </w:p>
-        </w:tc>
-        <w:tc>
-          <w:tcPr>
-            <w:tcW w:w="3061" w:type="dxa"/>
-            <w:vAlign w:val="center"/>
-          </w:tcPr>
-          <w:p>
-            <w:r>
-              <w:rPr>
-                <w:sz w:val="18"/>
-              </w:rPr>
-              <w:t>https://e.lanbook.com/book/233276</w:t>
-            </w:r>
-          </w:p>
-        </w:tc>
-      </w:tr>
-      <w:tr>
-        <w:trPr>
-          <w:jc w:val="center"/>
-        </w:trPr>
-        <w:tc>
-          <w:tcPr>
-            <w:tcW w:w="748" w:type="dxa"/>
-            <w:vAlign w:val="center"/>
-          </w:tcPr>
-          <w:p>
-            <w:r>
-              <w:rPr>
-                <w:sz w:val="20"/>
-              </w:rPr>
-              <w:t>ЭИ 4</w:t>
-            </w:r>
-          </w:p>
-        </w:tc>
-        <w:tc>
-          <w:tcPr>
-            <w:tcW w:w="2391" w:type="dxa"/>
-            <w:vAlign w:val="center"/>
-          </w:tcPr>
-          <w:p>
-            <w:pPr>
-              <w:jc w:val="both"/>
-              <w:rPr>
-                <w:lang w:val="ru-RU"/>
-              </w:rPr>
-            </w:pPr>
-            <w:r>
-              <w:rPr>
-                <w:sz w:val="18"/>
-                <w:lang w:val="ru-RU"/>
-              </w:rPr>
-              <w:t>Отопление и вентиляция</w:t>
-            </w:r>
-            <w:proofErr w:type="gramStart"/>
-            <w:r>
-              <w:rPr>
-                <w:sz w:val="18"/>
-                <w:lang w:val="ru-RU"/>
-              </w:rPr>
-              <w:t xml:space="preserve"> :</w:t>
-            </w:r>
-            <w:proofErr w:type="gramEnd"/>
-            <w:r>
-              <w:rPr>
-                <w:sz w:val="18"/>
-                <w:lang w:val="ru-RU"/>
-              </w:rPr>
-              <w:t xml:space="preserve"> учебное пособие для СПО. — 3-е изд., стер.</w:t>
-            </w:r>
-          </w:p>
-        </w:tc>
-        <w:tc>
-          <w:tcPr>
-            <w:tcW w:w="1789" w:type="dxa"/>
-            <w:vAlign w:val="center"/>
-          </w:tcPr>
-          <w:p>
-            <w:pPr>
-              <w:rPr>
-                <w:lang w:val="ru-RU"/>
-              </w:rPr>
-            </w:pPr>
-            <w:r>
-              <w:rPr>
-                <w:sz w:val="18"/>
-                <w:lang w:val="ru-RU"/>
-              </w:rPr>
-              <w:t>Логунова О. Я., Зоря И. В.</w:t>
-            </w:r>
-          </w:p>
-        </w:tc>
-        <w:tc>
-          <w:tcPr>
-            <w:tcW w:w="2551" w:type="dxa"/>
-            <w:vAlign w:val="center"/>
-          </w:tcPr>
-          <w:p>
-            <w:proofErr w:type="spellStart"/>
-            <w:r>
-              <w:rPr>
-                <w:sz w:val="18"/>
-              </w:rPr>
-              <w:t>Санкт-Петербург</w:t>
-            </w:r>
-            <w:proofErr w:type="spellEnd"/>
-            <w:r>
-              <w:rPr>
-                <w:sz w:val="18"/>
-              </w:rPr>
-              <w:t xml:space="preserve">: </w:t>
-            </w:r>
-            <w:proofErr w:type="spellStart"/>
-            <w:r>
-              <w:rPr>
-                <w:sz w:val="18"/>
-              </w:rPr>
-              <w:t>Лань</w:t>
-            </w:r>
-            <w:proofErr w:type="spellEnd"/>
-            <w:r>
-              <w:rPr>
-                <w:sz w:val="18"/>
-              </w:rPr>
-              <w:t>, 2023</w:t>
-            </w:r>
-          </w:p>
-        </w:tc>
-        <w:tc>
-          <w:tcPr>
-            <w:tcW w:w="3061" w:type="dxa"/>
-            <w:vAlign w:val="center"/>
-          </w:tcPr>
-          <w:p>
-            <w:r>
-              <w:rPr>
-                <w:sz w:val="18"/>
-              </w:rPr>
-              <w:t>https://e.lanbook.com/book/303377</w:t>
-            </w:r>
-          </w:p>
-        </w:tc>
-      </w:tr>
-      <w:tr>
-        <w:trPr>
-          <w:jc w:val="center"/>
-        </w:trPr>
-        <w:tc>
-          <w:tcPr>
-            <w:tcW w:w="748" w:type="dxa"/>
-            <w:vAlign w:val="center"/>
-          </w:tcPr>
-          <w:p>
-            <w:r>
-              <w:rPr>
-                <w:sz w:val="20"/>
-              </w:rPr>
-              <w:t>ЭИ 5</w:t>
-            </w:r>
-          </w:p>
-        </w:tc>
-        <w:tc>
-          <w:tcPr>
-            <w:tcW w:w="2391" w:type="dxa"/>
-            <w:vAlign w:val="center"/>
-          </w:tcPr>
-          <w:p>
-            <w:pPr>
-              <w:jc w:val="both"/>
-              <w:rPr>
-                <w:lang w:val="ru-RU"/>
-              </w:rPr>
-            </w:pPr>
-            <w:r>
-              <w:rPr>
-                <w:sz w:val="18"/>
-                <w:lang w:val="ru-RU"/>
-              </w:rPr>
-              <w:t>Пожарная безопасность</w:t>
-            </w:r>
-            <w:proofErr w:type="gramStart"/>
-            <w:r>
-              <w:rPr>
-                <w:sz w:val="18"/>
-                <w:lang w:val="ru-RU"/>
-              </w:rPr>
-              <w:t xml:space="preserve"> :</w:t>
-            </w:r>
-            <w:proofErr w:type="gramEnd"/>
-            <w:r>
-              <w:rPr>
-                <w:sz w:val="18"/>
-                <w:lang w:val="ru-RU"/>
-              </w:rPr>
-              <w:t xml:space="preserve"> учебное пособие для СПО. — 4-е изд., стер.</w:t>
-            </w:r>
-          </w:p>
-        </w:tc>
-        <w:tc>
-          <w:tcPr>
-            <w:tcW w:w="1789" w:type="dxa"/>
-            <w:vAlign w:val="center"/>
-          </w:tcPr>
-          <w:p>
-            <w:proofErr w:type="spellStart"/>
-            <w:r>
-              <w:rPr>
-                <w:sz w:val="18"/>
-              </w:rPr>
-              <w:t>Бектобеков</w:t>
-            </w:r>
-            <w:proofErr w:type="spellEnd"/>
-            <w:r>
-              <w:rPr>
-                <w:sz w:val="18"/>
-              </w:rPr>
-              <w:t xml:space="preserve"> Г. В.</w:t>
-            </w:r>
-          </w:p>
-        </w:tc>
-        <w:tc>
-          <w:tcPr>
-            <w:tcW w:w="2551" w:type="dxa"/>
-            <w:vAlign w:val="center"/>
-          </w:tcPr>
-          <w:p>
-            <w:r>
-              <w:rPr>
-                <w:sz w:val="18"/>
-              </w:rPr>
-              <w:t>Санкт-Петербург: Лань, 2023</w:t>
-            </w:r>
-          </w:p>
-        </w:tc>
-        <w:tc>
-          <w:tcPr>
-            <w:tcW w:w="3061" w:type="dxa"/>
-            <w:vAlign w:val="center"/>
-          </w:tcPr>
-          <w:p>
-            <w:r>
-              <w:rPr>
-                <w:sz w:val="18"/>
-              </w:rPr>
-              <w:t>https://e.lanbook.com/book/279806</w:t>
-            </w:r>
-          </w:p>
-        </w:tc>
-      </w:tr>
-      <w:tr>
-        <w:trPr>
-          <w:jc w:val="center"/>
-        </w:trPr>
-        <w:tc>
-          <w:tcPr>
-            <w:tcW w:w="748" w:type="dxa"/>
-            <w:vAlign w:val="center"/>
-          </w:tcPr>
-          <w:p>
-            <w:r>
-              <w:rPr>
-                <w:sz w:val="20"/>
-              </w:rPr>
-              <w:t>ЭИ 6</w:t>
-            </w:r>
-          </w:p>
-        </w:tc>
-        <w:tc>
-          <w:tcPr>
-            <w:tcW w:w="2391" w:type="dxa"/>
-            <w:vAlign w:val="center"/>
-          </w:tcPr>
-          <w:p>
-            <w:pPr>
-              <w:jc w:val="both"/>
-              <w:rPr>
-                <w:lang w:val="ru-RU"/>
-              </w:rPr>
-            </w:pPr>
-            <w:r>
-              <w:rPr>
-                <w:sz w:val="18"/>
-                <w:lang w:val="ru-RU"/>
-              </w:rPr>
-              <w:t>Монтаж средств автоматизации [Электронный ресурс]</w:t>
-            </w:r>
-            <w:proofErr w:type="gramStart"/>
-            <w:r>
-              <w:rPr>
-                <w:sz w:val="18"/>
-                <w:lang w:val="ru-RU"/>
-              </w:rPr>
-              <w:t xml:space="preserve"> :</w:t>
-            </w:r>
-            <w:proofErr w:type="gramEnd"/>
-            <w:r>
-              <w:rPr>
-                <w:sz w:val="18"/>
-                <w:lang w:val="ru-RU"/>
-              </w:rPr>
-              <w:t xml:space="preserve"> учебник для СПО</w:t>
-            </w:r>
-          </w:p>
-        </w:tc>
-        <w:tc>
-          <w:tcPr>
-            <w:tcW w:w="1789" w:type="dxa"/>
-            <w:vAlign w:val="center"/>
-          </w:tcPr>
-          <w:p>
-            <w:pPr>
-              <w:rPr>
-                <w:lang w:val="ru-RU"/>
-              </w:rPr>
-            </w:pPr>
-            <w:r>
-              <w:rPr>
-                <w:sz w:val="18"/>
-                <w:lang w:val="ru-RU"/>
-              </w:rPr>
-              <w:t>Феофанов А. Н., Гришина Т. Г., Толкачева И. М.</w:t>
-            </w:r>
-          </w:p>
-        </w:tc>
-        <w:tc>
-          <w:tcPr>
-            <w:tcW w:w="2551" w:type="dxa"/>
-            <w:vAlign w:val="center"/>
-          </w:tcPr>
-          <w:p>
-            <w:r>
-              <w:rPr>
-                <w:sz w:val="18"/>
-              </w:rPr>
-              <w:t>М.: ОИЦ «Академия», 2023</w:t>
-            </w:r>
-          </w:p>
-        </w:tc>
-        <w:tc>
-          <w:tcPr>
-            <w:tcW w:w="3061" w:type="dxa"/>
-            <w:vAlign w:val="center"/>
-          </w:tcPr>
-          <w:p>
-            <w:r>
-              <w:rPr>
-                <w:sz w:val="18"/>
-              </w:rPr>
-              <w:t>https://academia-library.ru/catalogue/4831/631202/</w:t>
+              </w:rPr>
+              <w:t xml:space="preserve">https://urait.ru/bcode/513864</w:t>
             </w:r>
           </w:p>
         </w:tc>
       </w:tr>
     </w:tbl>
-    <w:p/>
+    <w:p>
+      <w:bookmarkStart w:id="0" w:name="_GoBack"/>
+      <w:bookmarkEnd w:id="0"/>
+    </w:p>
     <w:sectPr>
       <w:pgSz w:w="11906" w:h="16838"/>
       <w:pgMar w:top="709" w:right="851" w:bottom="567" w:left="900" w:header="720" w:footer="720" w:gutter="0"/>
@@ -40939,7 +40583,7 @@
 </file>
 
 <file path=customXml/itemProps1.xml><?xml version="1.0" encoding="utf-8"?>
-<ds:datastoreItem xmlns:ds="http://schemas.openxmlformats.org/officeDocument/2006/customXml" ds:itemID="{902C6A13-AB4E-4843-9004-EB734DBE5EB8}">
+<ds:datastoreItem xmlns:ds="http://schemas.openxmlformats.org/officeDocument/2006/customXml" ds:itemID="{CF77D0EA-6385-4E38-AE2C-00CAAFAD27A7}">
   <ds:schemaRefs>
     <ds:schemaRef ds:uri="http://schemas.openxmlformats.org/officeDocument/2006/bibliography"/>
   </ds:schemaRefs>

--- a/KTP/КТП МДК 01.02 М-21.docx
+++ b/KTP/КТП МДК 01.02 М-21.docx
@@ -12091,7 +12091,7 @@
               <w:rPr>
                 <w:sz w:val="20"/>
               </w:rPr>
-              <w:t>Конспект лекций</w:t>
+              <w:t xml:space="preserve">ДИ 1, с. 97-104</w:t>
             </w:r>
           </w:p>
         </w:tc>

--- a/KTP/КТП МДК 01.02 М-21.docx
+++ b/KTP/КТП МДК 01.02 М-21.docx
@@ -11395,7 +11395,7 @@
               <w:rPr>
                 <w:sz w:val="20"/>
               </w:rPr>
-              <w:t>Конспект лекций</w:t>
+              <w:t xml:space="preserve">ДИ 7, с. 5-12</w:t>
             </w:r>
           </w:p>
         </w:tc>
@@ -11569,7 +11569,7 @@
               <w:rPr>
                 <w:sz w:val="20"/>
               </w:rPr>
-              <w:t>Конспект лекций</w:t>
+              <w:t xml:space="preserve">ОИ 3, с. 10-22</w:t>
             </w:r>
           </w:p>
         </w:tc>
@@ -11743,7 +11743,7 @@
               <w:rPr>
                 <w:sz w:val="20"/>
               </w:rPr>
-              <w:t>Конспект лекций</w:t>
+              <w:t xml:space="preserve">ДИ 7, с. 12-20</w:t>
             </w:r>
           </w:p>
         </w:tc>
@@ -11917,7 +11917,7 @@
               <w:rPr>
                 <w:sz w:val="20"/>
               </w:rPr>
-              <w:t>Конспект лекций</w:t>
+              <w:t xml:space="preserve">ОИ 3, с. 45-75</w:t>
             </w:r>
           </w:p>
         </w:tc>
@@ -12265,7 +12265,7 @@
               <w:rPr>
                 <w:sz w:val="20"/>
               </w:rPr>
-              <w:t>Конспект лекций</w:t>
+              <w:t xml:space="preserve">ДИ 1, с. 126-139</w:t>
             </w:r>
           </w:p>
         </w:tc>
@@ -12476,7 +12476,7 @@
               <w:rPr>
                 <w:sz w:val="20"/>
               </w:rPr>
-              <w:t>Конспект лекций</w:t>
+              <w:t xml:space="preserve">ЭИ 1, с. 30-45</w:t>
             </w:r>
           </w:p>
         </w:tc>
@@ -12644,7 +12644,7 @@
               <w:rPr>
                 <w:sz w:val="20"/>
               </w:rPr>
-              <w:t>Конспект лекций</w:t>
+              <w:t xml:space="preserve">ДИ 7, с. 28-36</w:t>
             </w:r>
           </w:p>
         </w:tc>
@@ -12818,7 +12818,7 @@
               <w:rPr>
                 <w:sz w:val="20"/>
               </w:rPr>
-              <w:t>Конспект лекций</w:t>
+              <w:t xml:space="preserve">ДИ 7, с. 20-28</w:t>
             </w:r>
           </w:p>
         </w:tc>
@@ -13878,7 +13878,7 @@
               <w:rPr>
                 <w:sz w:val="20"/>
               </w:rPr>
-              <w:t>Конспект лекций</w:t>
+              <w:t xml:space="preserve">ДИ 7, с. 37-46</w:t>
             </w:r>
           </w:p>
         </w:tc>
@@ -14068,7 +14068,7 @@
               <w:rPr>
                 <w:sz w:val="20"/>
               </w:rPr>
-              <w:t>Конспект лекций</w:t>
+              <w:t xml:space="preserve">ДИ 7, с. 47-56</w:t>
             </w:r>
           </w:p>
         </w:tc>
@@ -14242,7 +14242,7 @@
               <w:rPr>
                 <w:sz w:val="20"/>
               </w:rPr>
-              <w:t>Конспект лекций</w:t>
+              <w:t xml:space="preserve">ДИ 7, с. 57-66</w:t>
             </w:r>
           </w:p>
         </w:tc>
@@ -14416,7 +14416,7 @@
               <w:rPr>
                 <w:sz w:val="20"/>
               </w:rPr>
-              <w:t>Конспект лекций</w:t>
+              <w:t xml:space="preserve">ДИ 7, с. 67-76</w:t>
             </w:r>
           </w:p>
         </w:tc>

--- a/KTP/КТП МДК 01.02 М-21.docx
+++ b/KTP/КТП МДК 01.02 М-21.docx
@@ -5632,7 +5632,7 @@
               <w:rPr>
                 <w:sz w:val="20"/>
               </w:rPr>
-              <w:t>ОИ1</w:t>
+              <w:t xml:space="preserve">ОИ1</w:t>
             </w:r>
           </w:p>
         </w:tc>
@@ -5649,7 +5649,7 @@
               <w:rPr>
                 <w:sz w:val="20"/>
               </w:rPr>
-              <w:t xml:space="preserve">ОИ 1, с. 285-292</w:t>
+              <w:t xml:space="preserve">с. 285-292</w:t>
             </w:r>
           </w:p>
         </w:tc>
@@ -5800,7 +5800,7 @@
               <w:rPr>
                 <w:sz w:val="20"/>
               </w:rPr>
-              <w:t>ОИ1</w:t>
+              <w:t xml:space="preserve">ОИ1</w:t>
             </w:r>
           </w:p>
         </w:tc>
@@ -5817,7 +5817,7 @@
               <w:rPr>
                 <w:sz w:val="20"/>
               </w:rPr>
-              <w:t xml:space="preserve">ОИ 1, с. 149-153</w:t>
+              <w:t xml:space="preserve">с. 149-153</w:t>
             </w:r>
           </w:p>
         </w:tc>
@@ -5974,7 +5974,7 @@
               <w:rPr>
                 <w:sz w:val="20"/>
               </w:rPr>
-              <w:t>ОИ1</w:t>
+              <w:t xml:space="preserve">ОИ1</w:t>
             </w:r>
           </w:p>
         </w:tc>
@@ -5991,7 +5991,7 @@
               <w:rPr>
                 <w:sz w:val="20"/>
               </w:rPr>
-              <w:t xml:space="preserve">ОИ 1, с. 46-55</w:t>
+              <w:t xml:space="preserve">с. 46-55</w:t>
             </w:r>
           </w:p>
         </w:tc>
@@ -6148,7 +6148,7 @@
               <w:rPr>
                 <w:sz w:val="20"/>
               </w:rPr>
-              <w:t>ОИ1</w:t>
+              <w:t xml:space="preserve">ОИ1</w:t>
             </w:r>
           </w:p>
         </w:tc>
@@ -6165,7 +6165,7 @@
               <w:rPr>
                 <w:sz w:val="20"/>
               </w:rPr>
-              <w:t xml:space="preserve">ОИ 1, с. 10-16</w:t>
+              <w:t xml:space="preserve">с. 10-16</w:t>
             </w:r>
           </w:p>
         </w:tc>
@@ -6322,7 +6322,7 @@
               <w:rPr>
                 <w:sz w:val="20"/>
               </w:rPr>
-              <w:t>ОИ1</w:t>
+              <w:t xml:space="preserve">ОИ1</w:t>
             </w:r>
           </w:p>
         </w:tc>
@@ -6339,7 +6339,7 @@
               <w:rPr>
                 <w:sz w:val="20"/>
               </w:rPr>
-              <w:t xml:space="preserve">ОИ 1, с. 293-304</w:t>
+              <w:t xml:space="preserve">с. 293-304</w:t>
             </w:r>
           </w:p>
         </w:tc>
@@ -6496,7 +6496,7 @@
               <w:rPr>
                 <w:sz w:val="20"/>
               </w:rPr>
-              <w:t>ОИ1</w:t>
+              <w:t xml:space="preserve">ОИ1</w:t>
             </w:r>
           </w:p>
         </w:tc>
@@ -6513,7 +6513,7 @@
               <w:rPr>
                 <w:sz w:val="20"/>
               </w:rPr>
-              <w:t xml:space="preserve">ОИ 1, с. 117-129</w:t>
+              <w:t xml:space="preserve">с. 117-129</w:t>
             </w:r>
           </w:p>
         </w:tc>
@@ -8716,7 +8716,7 @@
               <w:rPr>
                 <w:sz w:val="20"/>
               </w:rPr>
-              <w:t>ОИ1</w:t>
+              <w:t xml:space="preserve">ОИ2</w:t>
             </w:r>
           </w:p>
         </w:tc>
@@ -8733,7 +8733,7 @@
               <w:rPr>
                 <w:sz w:val="20"/>
               </w:rPr>
-              <w:t xml:space="preserve">ОИ 2, с. 87-101</w:t>
+              <w:t xml:space="preserve">с. 87-101</w:t>
             </w:r>
           </w:p>
         </w:tc>
@@ -8890,7 +8890,7 @@
               <w:rPr>
                 <w:sz w:val="20"/>
               </w:rPr>
-              <w:t>ОИ1</w:t>
+              <w:t xml:space="preserve">ОИ2</w:t>
             </w:r>
           </w:p>
         </w:tc>
@@ -8907,7 +8907,7 @@
               <w:rPr>
                 <w:sz w:val="20"/>
               </w:rPr>
-              <w:t xml:space="preserve">ОИ 2, с. 101-114</w:t>
+              <w:t xml:space="preserve">с. 101-114</w:t>
             </w:r>
           </w:p>
         </w:tc>
@@ -9064,7 +9064,7 @@
               <w:rPr>
                 <w:sz w:val="20"/>
               </w:rPr>
-              <w:t>ОИ1</w:t>
+              <w:t xml:space="preserve">ОИ2</w:t>
             </w:r>
           </w:p>
         </w:tc>
@@ -9081,7 +9081,7 @@
               <w:rPr>
                 <w:sz w:val="20"/>
               </w:rPr>
-              <w:t xml:space="preserve">ОИ 2, с. 114-119</w:t>
+              <w:t xml:space="preserve">с. 114-119</w:t>
             </w:r>
           </w:p>
         </w:tc>
@@ -9289,7 +9289,7 @@
               <w:rPr>
                 <w:sz w:val="20"/>
               </w:rPr>
-              <w:t>ОИ1</w:t>
+              <w:t xml:space="preserve">ОИ2</w:t>
             </w:r>
           </w:p>
         </w:tc>
@@ -9306,7 +9306,7 @@
               <w:rPr>
                 <w:sz w:val="20"/>
               </w:rPr>
-              <w:t xml:space="preserve">ОИ 2, с. 9-14</w:t>
+              <w:t xml:space="preserve">с. 9-14</w:t>
             </w:r>
           </w:p>
         </w:tc>
@@ -9457,7 +9457,7 @@
               <w:rPr>
                 <w:sz w:val="20"/>
               </w:rPr>
-              <w:t>ОИ1</w:t>
+              <w:t xml:space="preserve">ОИ2</w:t>
             </w:r>
           </w:p>
         </w:tc>
@@ -9474,7 +9474,7 @@
               <w:rPr>
                 <w:sz w:val="20"/>
               </w:rPr>
-              <w:t xml:space="preserve">ОИ 2, с. 119-136</w:t>
+              <w:t xml:space="preserve">с. 119-136</w:t>
             </w:r>
           </w:p>
         </w:tc>
@@ -9631,7 +9631,7 @@
               <w:rPr>
                 <w:sz w:val="20"/>
               </w:rPr>
-              <w:t>ОИ1</w:t>
+              <w:t xml:space="preserve">ОИ2</w:t>
             </w:r>
           </w:p>
         </w:tc>
@@ -9648,7 +9648,7 @@
               <w:rPr>
                 <w:sz w:val="20"/>
               </w:rPr>
-              <w:t xml:space="preserve">ОИ 2, с. 136-146</w:t>
+              <w:t xml:space="preserve">с. 136-146</w:t>
             </w:r>
           </w:p>
         </w:tc>
@@ -9805,7 +9805,7 @@
               <w:rPr>
                 <w:sz w:val="20"/>
               </w:rPr>
-              <w:t>ОИ1</w:t>
+              <w:t xml:space="preserve">ОИ2</w:t>
             </w:r>
           </w:p>
         </w:tc>
@@ -9822,7 +9822,7 @@
               <w:rPr>
                 <w:sz w:val="20"/>
               </w:rPr>
-              <w:t xml:space="preserve">ОИ 2, с. 179-186</w:t>
+              <w:t xml:space="preserve">с. 179-186</w:t>
             </w:r>
           </w:p>
         </w:tc>
@@ -9973,7 +9973,7 @@
               <w:rPr>
                 <w:sz w:val="20"/>
               </w:rPr>
-              <w:t>ОИ1</w:t>
+              <w:t xml:space="preserve">ОИ2</w:t>
             </w:r>
           </w:p>
         </w:tc>
@@ -9990,7 +9990,7 @@
               <w:rPr>
                 <w:sz w:val="20"/>
               </w:rPr>
-              <w:t xml:space="preserve">ОИ 2, с. 186-193</w:t>
+              <w:t xml:space="preserve">с. 186-193</w:t>
             </w:r>
           </w:p>
         </w:tc>
@@ -11378,7 +11378,7 @@
               <w:rPr>
                 <w:sz w:val="20"/>
               </w:rPr>
-              <w:t>ОИ1</w:t>
+              <w:t xml:space="preserve">ДИ7</w:t>
             </w:r>
           </w:p>
         </w:tc>
@@ -11395,7 +11395,7 @@
               <w:rPr>
                 <w:sz w:val="20"/>
               </w:rPr>
-              <w:t xml:space="preserve">ДИ 7, с. 5-12</w:t>
+              <w:t xml:space="preserve">с. 5-12</w:t>
             </w:r>
           </w:p>
         </w:tc>
@@ -11552,7 +11552,7 @@
               <w:rPr>
                 <w:sz w:val="20"/>
               </w:rPr>
-              <w:t>ОИ1</w:t>
+              <w:t xml:space="preserve">ОИ3</w:t>
             </w:r>
           </w:p>
         </w:tc>
@@ -11569,7 +11569,7 @@
               <w:rPr>
                 <w:sz w:val="20"/>
               </w:rPr>
-              <w:t xml:space="preserve">ОИ 3, с. 10-22</w:t>
+              <w:t xml:space="preserve">с. 10-22</w:t>
             </w:r>
           </w:p>
         </w:tc>
@@ -11726,7 +11726,7 @@
               <w:rPr>
                 <w:sz w:val="20"/>
               </w:rPr>
-              <w:t>ОИ1</w:t>
+              <w:t xml:space="preserve">ДИ7</w:t>
             </w:r>
           </w:p>
         </w:tc>
@@ -11743,7 +11743,7 @@
               <w:rPr>
                 <w:sz w:val="20"/>
               </w:rPr>
-              <w:t xml:space="preserve">ДИ 7, с. 12-20</w:t>
+              <w:t xml:space="preserve">с. 12-20</w:t>
             </w:r>
           </w:p>
         </w:tc>
@@ -11900,7 +11900,7 @@
               <w:rPr>
                 <w:sz w:val="20"/>
               </w:rPr>
-              <w:t>ОИ1</w:t>
+              <w:t xml:space="preserve">ОИ3</w:t>
             </w:r>
           </w:p>
         </w:tc>
@@ -11917,7 +11917,7 @@
               <w:rPr>
                 <w:sz w:val="20"/>
               </w:rPr>
-              <w:t xml:space="preserve">ОИ 3, с. 45-75</w:t>
+              <w:t xml:space="preserve">с. 45-75</w:t>
             </w:r>
           </w:p>
         </w:tc>
@@ -12074,7 +12074,7 @@
               <w:rPr>
                 <w:sz w:val="20"/>
               </w:rPr>
-              <w:t>ОИ1</w:t>
+              <w:t xml:space="preserve">ДИ1</w:t>
             </w:r>
           </w:p>
         </w:tc>
@@ -12091,7 +12091,7 @@
               <w:rPr>
                 <w:sz w:val="20"/>
               </w:rPr>
-              <w:t xml:space="preserve">ДИ 1, с. 97-104</w:t>
+              <w:t xml:space="preserve">с. 97-104</w:t>
             </w:r>
           </w:p>
         </w:tc>
@@ -12248,7 +12248,7 @@
               <w:rPr>
                 <w:sz w:val="20"/>
               </w:rPr>
-              <w:t>ОИ1</w:t>
+              <w:t xml:space="preserve">ДИ1</w:t>
             </w:r>
           </w:p>
         </w:tc>
@@ -12265,7 +12265,7 @@
               <w:rPr>
                 <w:sz w:val="20"/>
               </w:rPr>
-              <w:t xml:space="preserve">ДИ 1, с. 126-139</w:t>
+              <w:t xml:space="preserve">с. 126-139</w:t>
             </w:r>
           </w:p>
         </w:tc>
@@ -12459,7 +12459,7 @@
               <w:rPr>
                 <w:sz w:val="20"/>
               </w:rPr>
-              <w:t>ОИ1</w:t>
+              <w:t xml:space="preserve">ЭИ1</w:t>
             </w:r>
           </w:p>
         </w:tc>
@@ -12476,7 +12476,7 @@
               <w:rPr>
                 <w:sz w:val="20"/>
               </w:rPr>
-              <w:t xml:space="preserve">ЭИ 1, с. 30-45</w:t>
+              <w:t xml:space="preserve">с. 30-45</w:t>
             </w:r>
           </w:p>
         </w:tc>
@@ -12627,7 +12627,7 @@
               <w:rPr>
                 <w:sz w:val="20"/>
               </w:rPr>
-              <w:t>ОИ1</w:t>
+              <w:t xml:space="preserve">ДИ7</w:t>
             </w:r>
           </w:p>
         </w:tc>
@@ -12644,7 +12644,7 @@
               <w:rPr>
                 <w:sz w:val="20"/>
               </w:rPr>
-              <w:t xml:space="preserve">ДИ 7, с. 28-36</w:t>
+              <w:t xml:space="preserve">с. 28-36</w:t>
             </w:r>
           </w:p>
         </w:tc>
@@ -12801,7 +12801,7 @@
               <w:rPr>
                 <w:sz w:val="20"/>
               </w:rPr>
-              <w:t>ОИ1</w:t>
+              <w:t xml:space="preserve">ДИ7</w:t>
             </w:r>
           </w:p>
         </w:tc>
@@ -12818,7 +12818,7 @@
               <w:rPr>
                 <w:sz w:val="20"/>
               </w:rPr>
-              <w:t xml:space="preserve">ДИ 7, с. 20-28</w:t>
+              <w:t xml:space="preserve">с. 20-28</w:t>
             </w:r>
           </w:p>
         </w:tc>
@@ -13861,7 +13861,7 @@
               <w:rPr>
                 <w:sz w:val="20"/>
               </w:rPr>
-              <w:t>ОИ1</w:t>
+              <w:t xml:space="preserve">ДИ7</w:t>
             </w:r>
           </w:p>
         </w:tc>
@@ -13878,7 +13878,7 @@
               <w:rPr>
                 <w:sz w:val="20"/>
               </w:rPr>
-              <w:t xml:space="preserve">ДИ 7, с. 37-46</w:t>
+              <w:t xml:space="preserve">с. 37-46</w:t>
             </w:r>
           </w:p>
         </w:tc>
@@ -14051,7 +14051,7 @@
               <w:rPr>
                 <w:sz w:val="20"/>
               </w:rPr>
-              <w:t>ОИ1</w:t>
+              <w:t xml:space="preserve">ДИ7</w:t>
             </w:r>
           </w:p>
         </w:tc>
@@ -14068,7 +14068,7 @@
               <w:rPr>
                 <w:sz w:val="20"/>
               </w:rPr>
-              <w:t xml:space="preserve">ДИ 7, с. 47-56</w:t>
+              <w:t xml:space="preserve">с. 47-56</w:t>
             </w:r>
           </w:p>
         </w:tc>
@@ -14225,7 +14225,7 @@
               <w:rPr>
                 <w:sz w:val="20"/>
               </w:rPr>
-              <w:t>ОИ1</w:t>
+              <w:t xml:space="preserve">ДИ7</w:t>
             </w:r>
           </w:p>
         </w:tc>
@@ -14242,7 +14242,7 @@
               <w:rPr>
                 <w:sz w:val="20"/>
               </w:rPr>
-              <w:t xml:space="preserve">ДИ 7, с. 57-66</w:t>
+              <w:t xml:space="preserve">с. 57-66</w:t>
             </w:r>
           </w:p>
         </w:tc>
@@ -14399,7 +14399,7 @@
               <w:rPr>
                 <w:sz w:val="20"/>
               </w:rPr>
-              <w:t>ОИ1</w:t>
+              <w:t xml:space="preserve">ДИ7</w:t>
             </w:r>
           </w:p>
         </w:tc>
@@ -14416,7 +14416,7 @@
               <w:rPr>
                 <w:sz w:val="20"/>
               </w:rPr>
-              <w:t xml:space="preserve">ДИ 7, с. 67-76</w:t>
+              <w:t xml:space="preserve">с. 67-76</w:t>
             </w:r>
           </w:p>
         </w:tc>
